--- a/core/Шаблоны/Договор_ГПД_эксперт.docx
+++ b/core/Шаблоны/Договор_ГПД_эксперт.docx
@@ -110,6 +110,21 @@
           <w:sz w:val="24"/>
         </w:rPr>
         <w:t>Исполнитель: {{ фио_эксперта | фио_кратко }}</w:t>
+      </w:r>
+    </w:p>
+    <w:p>
+      <w:r>
+        <w:t>{{ настройки.исполнитель.должность }}  {{ факсимиле_директор }}  / {{ настройки.исполнитель.фио_кратко }} /</w:t>
+      </w:r>
+    </w:p>
+    <w:p>
+      <w:r>
+        <w:t>{{ признают_факсимиле }}</w:t>
+      </w:r>
+    </w:p>
+    <w:p>
+      <w:r>
+        <w:t>М.П. {{ факсимиле_печать }}</w:t>
       </w:r>
     </w:p>
     <w:sectPr>
